--- a/report/report.docx
+++ b/report/report.docx
@@ -4055,7 +4055,7 @@
         <w:t xml:space="preserve"> </w:t>
       </w:r>
       <w:r>
-        <w:t xml:space="preserve">between models (at least 0.03 AP) are about ten times the variation of AP</w:t>
+        <w:t xml:space="preserve">between models (at least 0.03 AP) are more than five times the variation of AP</w:t>
       </w:r>
       <w:r>
         <w:t xml:space="preserve"> </w:t>
